--- a/new_SRA_report_template.docx
+++ b/new_SRA_report_template.docx
@@ -259,7 +259,29 @@
           <w:szCs w:val="44"/>
           <w:lang w:val="en-GB"/>
         </w:rPr>
-        <w:t xml:space="preserve"> abbreviation*</w:t>
+        <w:t xml:space="preserve"> </w:t>
+      </w:r>
+      <w:r>
+        <w:rPr>
+          <w:rFonts w:eastAsia="PMingLiU"/>
+          <w:b/>
+          <w:color w:val="000000" w:themeColor="text1"/>
+          <w:sz w:val="44"/>
+          <w:szCs w:val="44"/>
+          <w:lang w:val="en-GB"/>
+        </w:rPr>
+        <w:t>name</w:t>
+      </w:r>
+      <w:r>
+        <w:rPr>
+          <w:rFonts w:eastAsia="PMingLiU"/>
+          <w:b/>
+          <w:color w:val="000000" w:themeColor="text1"/>
+          <w:sz w:val="44"/>
+          <w:szCs w:val="44"/>
+          <w:lang w:val="en-GB"/>
+        </w:rPr>
+        <w:t>*</w:t>
       </w:r>
     </w:p>
     <w:p>
@@ -18366,6 +18388,10 @@
       <w:tabs>
         <w:tab w:val="right" w:pos="13892"/>
       </w:tabs>
+      <w:rPr>
+        <w:b/>
+        <w:lang w:eastAsia="zh-TW"/>
+      </w:rPr>
     </w:pPr>
     <w:r>
       <w:rPr>
@@ -18458,7 +18484,21 @@
         <w:b/>
         <w:lang w:eastAsia="zh-TW"/>
       </w:rPr>
-      <w:t xml:space="preserve"> abbreviation*</w:t>
+      <w:t xml:space="preserve"> </w:t>
+    </w:r>
+    <w:r>
+      <w:rPr>
+        <w:b/>
+        <w:lang w:eastAsia="zh-TW"/>
+      </w:rPr>
+      <w:t>name</w:t>
+    </w:r>
+    <w:r>
+      <w:rPr>
+        <w:b/>
+        <w:lang w:eastAsia="zh-TW"/>
+      </w:rPr>
+      <w:t>*</w:t>
     </w:r>
   </w:p>
 </w:hdr>
